--- a/docs/validation/medical-data-report-chromium-1366.docx
+++ b/docs/validation/medical-data-report-chromium-1366.docx
@@ -1519,7 +1519,7 @@
     </w:p>
     <w:p>
       <w:r>
-        <w:t xml:space="preserve">统计运行：RUN-1785776027740（fnv1a-ae1b8f06）</w:t>
+        <w:t xml:space="preserve">统计运行：RUN-1785920190688（fnv1a-ae1b8f06）</w:t>
       </w:r>
     </w:p>
     <w:p>

--- a/docs/validation/medical-data-report-chromium-1366.docx
+++ b/docs/validation/medical-data-report-chromium-1366.docx
@@ -1519,7 +1519,7 @@
     </w:p>
     <w:p>
       <w:r>
-        <w:t xml:space="preserve">统计运行：RUN-1785920190688（fnv1a-ae1b8f06）</w:t>
+        <w:t xml:space="preserve">统计运行：RUN-1785920926342（fnv1a-ae1b8f06）</w:t>
       </w:r>
     </w:p>
     <w:p>

--- a/docs/validation/medical-data-report-chromium-1366.docx
+++ b/docs/validation/medical-data-report-chromium-1366.docx
@@ -1519,7 +1519,7 @@
     </w:p>
     <w:p>
       <w:r>
-        <w:t xml:space="preserve">统计运行：RUN-1785920926342（fnv1a-ae1b8f06）</w:t>
+        <w:t xml:space="preserve">统计运行：RUN-1785921682078（fnv1a-ae1b8f06）</w:t>
       </w:r>
     </w:p>
     <w:p>

--- a/docs/validation/medical-data-report-chromium-1366.docx
+++ b/docs/validation/medical-data-report-chromium-1366.docx
@@ -1519,7 +1519,7 @@
     </w:p>
     <w:p>
       <w:r>
-        <w:t xml:space="preserve">统计运行：RUN-1785921682078（fnv1a-ae1b8f06）</w:t>
+        <w:t xml:space="preserve">统计运行：RUN-1785921765990（fnv1a-ae1b8f06）</w:t>
       </w:r>
     </w:p>
     <w:p>

--- a/docs/validation/medical-data-report-chromium-1366.docx
+++ b/docs/validation/medical-data-report-chromium-1366.docx
@@ -1519,7 +1519,7 @@
     </w:p>
     <w:p>
       <w:r>
-        <w:t xml:space="preserve">统计运行：RUN-1785921765990（fnv1a-ae1b8f06）</w:t>
+        <w:t xml:space="preserve">统计运行：RUN-1785932216820（fnv1a-ae1b8f06）</w:t>
       </w:r>
     </w:p>
     <w:p>
